--- a/TEMPLATE_Concept_Structura_Video.docx
+++ b/TEMPLATE_Concept_Structura_Video.docx
@@ -160,8 +160,8 @@
         <w:tblLook w:val="04a0" w:noHBand="0" w:noVBand="1" w:firstColumn="1" w:lastRow="0" w:lastColumn="0" w:firstRow="1"/>
       </w:tblPr>
       <w:tblGrid>
-        <w:gridCol w:w="1529"/>
-        <w:gridCol w:w="8221"/>
+        <w:gridCol w:w="1527"/>
+        <w:gridCol w:w="8223"/>
       </w:tblGrid>
       <w:tr>
         <w:trPr>
@@ -169,7 +169,7 @@
         </w:trPr>
         <w:tc>
           <w:tcPr>
-            <w:tcW w:w="1529" w:type="dxa"/>
+            <w:tcW w:w="1527" w:type="dxa"/>
             <w:tcBorders/>
           </w:tcPr>
           <w:p>
@@ -207,7 +207,7 @@
         </w:tc>
         <w:tc>
           <w:tcPr>
-            <w:tcW w:w="8221" w:type="dxa"/>
+            <w:tcW w:w="8223" w:type="dxa"/>
             <w:tcBorders/>
           </w:tcPr>
           <w:p>
@@ -296,8 +296,8 @@
         <w:tblLook w:val="04a0" w:noHBand="0" w:noVBand="1" w:firstColumn="1" w:lastRow="0" w:lastColumn="0" w:firstRow="1"/>
       </w:tblPr>
       <w:tblGrid>
-        <w:gridCol w:w="1529"/>
-        <w:gridCol w:w="8221"/>
+        <w:gridCol w:w="1527"/>
+        <w:gridCol w:w="8223"/>
       </w:tblGrid>
       <w:tr>
         <w:trPr>
@@ -305,7 +305,7 @@
         </w:trPr>
         <w:tc>
           <w:tcPr>
-            <w:tcW w:w="1529" w:type="dxa"/>
+            <w:tcW w:w="1527" w:type="dxa"/>
             <w:tcBorders/>
           </w:tcPr>
           <w:p>
@@ -343,7 +343,7 @@
         </w:tc>
         <w:tc>
           <w:tcPr>
-            <w:tcW w:w="8221" w:type="dxa"/>
+            <w:tcW w:w="8223" w:type="dxa"/>
             <w:tcBorders/>
           </w:tcPr>
           <w:p>
@@ -457,8 +457,8 @@
         <w:tblLook w:val="04a0" w:noHBand="0" w:noVBand="1" w:firstColumn="1" w:lastRow="0" w:lastColumn="0" w:firstRow="1"/>
       </w:tblPr>
       <w:tblGrid>
-        <w:gridCol w:w="1529"/>
-        <w:gridCol w:w="8221"/>
+        <w:gridCol w:w="1527"/>
+        <w:gridCol w:w="8223"/>
       </w:tblGrid>
       <w:tr>
         <w:trPr>
@@ -466,7 +466,7 @@
         </w:trPr>
         <w:tc>
           <w:tcPr>
-            <w:tcW w:w="1529" w:type="dxa"/>
+            <w:tcW w:w="1527" w:type="dxa"/>
             <w:tcBorders/>
           </w:tcPr>
           <w:p>
@@ -504,7 +504,7 @@
         </w:tc>
         <w:tc>
           <w:tcPr>
-            <w:tcW w:w="8221" w:type="dxa"/>
+            <w:tcW w:w="8223" w:type="dxa"/>
             <w:tcBorders/>
           </w:tcPr>
           <w:p>
@@ -684,8 +684,8 @@
         <w:tblLook w:val="04a0" w:noHBand="0" w:noVBand="1" w:firstColumn="1" w:lastRow="0" w:lastColumn="0" w:firstRow="1"/>
       </w:tblPr>
       <w:tblGrid>
-        <w:gridCol w:w="1529"/>
-        <w:gridCol w:w="8152"/>
+        <w:gridCol w:w="1527"/>
+        <w:gridCol w:w="8154"/>
       </w:tblGrid>
       <w:tr>
         <w:trPr>
@@ -693,7 +693,7 @@
         </w:trPr>
         <w:tc>
           <w:tcPr>
-            <w:tcW w:w="1529" w:type="dxa"/>
+            <w:tcW w:w="1527" w:type="dxa"/>
             <w:tcBorders/>
           </w:tcPr>
           <w:p>
@@ -731,7 +731,7 @@
         </w:tc>
         <w:tc>
           <w:tcPr>
-            <w:tcW w:w="8152" w:type="dxa"/>
+            <w:tcW w:w="8154" w:type="dxa"/>
             <w:tcBorders/>
           </w:tcPr>
           <w:p>
@@ -845,8 +845,8 @@
         <w:tblLook w:val="04a0" w:noHBand="0" w:noVBand="1" w:firstColumn="1" w:lastRow="0" w:lastColumn="0" w:firstRow="1"/>
       </w:tblPr>
       <w:tblGrid>
-        <w:gridCol w:w="1529"/>
-        <w:gridCol w:w="8221"/>
+        <w:gridCol w:w="1527"/>
+        <w:gridCol w:w="8223"/>
       </w:tblGrid>
       <w:tr>
         <w:trPr>
@@ -854,7 +854,7 @@
         </w:trPr>
         <w:tc>
           <w:tcPr>
-            <w:tcW w:w="1529" w:type="dxa"/>
+            <w:tcW w:w="1527" w:type="dxa"/>
             <w:tcBorders/>
           </w:tcPr>
           <w:p>
@@ -892,7 +892,7 @@
         </w:tc>
         <w:tc>
           <w:tcPr>
-            <w:tcW w:w="8221" w:type="dxa"/>
+            <w:tcW w:w="8223" w:type="dxa"/>
             <w:tcBorders/>
           </w:tcPr>
           <w:p>
@@ -1006,8 +1006,8 @@
         <w:tblLook w:val="04a0" w:noHBand="0" w:noVBand="1" w:firstColumn="1" w:lastRow="0" w:lastColumn="0" w:firstRow="1"/>
       </w:tblPr>
       <w:tblGrid>
-        <w:gridCol w:w="1529"/>
-        <w:gridCol w:w="8221"/>
+        <w:gridCol w:w="1527"/>
+        <w:gridCol w:w="8223"/>
       </w:tblGrid>
       <w:tr>
         <w:trPr>
@@ -1015,7 +1015,7 @@
         </w:trPr>
         <w:tc>
           <w:tcPr>
-            <w:tcW w:w="1529" w:type="dxa"/>
+            <w:tcW w:w="1527" w:type="dxa"/>
             <w:tcBorders/>
           </w:tcPr>
           <w:p>
@@ -1053,7 +1053,7 @@
         </w:tc>
         <w:tc>
           <w:tcPr>
-            <w:tcW w:w="8221" w:type="dxa"/>
+            <w:tcW w:w="8223" w:type="dxa"/>
             <w:tcBorders/>
           </w:tcPr>
           <w:p>
@@ -1167,8 +1167,8 @@
         <w:tblLook w:val="04a0" w:noHBand="0" w:noVBand="1" w:firstColumn="1" w:lastRow="0" w:lastColumn="0" w:firstRow="1"/>
       </w:tblPr>
       <w:tblGrid>
-        <w:gridCol w:w="1529"/>
-        <w:gridCol w:w="8221"/>
+        <w:gridCol w:w="1527"/>
+        <w:gridCol w:w="8223"/>
       </w:tblGrid>
       <w:tr>
         <w:trPr>
@@ -1176,7 +1176,7 @@
         </w:trPr>
         <w:tc>
           <w:tcPr>
-            <w:tcW w:w="1529" w:type="dxa"/>
+            <w:tcW w:w="1527" w:type="dxa"/>
             <w:tcBorders/>
           </w:tcPr>
           <w:p>
@@ -1214,7 +1214,7 @@
         </w:tc>
         <w:tc>
           <w:tcPr>
-            <w:tcW w:w="8221" w:type="dxa"/>
+            <w:tcW w:w="8223" w:type="dxa"/>
             <w:tcBorders/>
           </w:tcPr>
           <w:p>
@@ -1724,6 +1724,197 @@
       <w:r>
         <w:rPr/>
       </w:r>
+      <w:r>
+        <w:br w:type="page"/>
+      </w:r>
+    </w:p>
+    <w:p>
+      <w:pPr>
+        <w:pStyle w:val="CaptionSmall"/>
+        <w:spacing w:before="0" w:after="120"/>
+        <w:rPr/>
+      </w:pPr>
+      <w:r>
+        <w:rPr>
+          <w:rFonts w:eastAsia="Lato"/>
+          <w:b/>
+          <w:color w:val="BC492A"/>
+          <w:sz w:val="18"/>
+        </w:rPr>
+        <w:t>REPLICI / SCRIPT VIDEO</w:t>
+      </w:r>
+    </w:p>
+    <w:p>
+      <w:pPr>
+        <w:pStyle w:val="SectionHeading"/>
+        <w:spacing w:before="0" w:after="240"/>
+        <w:rPr/>
+      </w:pPr>
+      <w:r>
+        <w:rPr>
+          <w:rFonts w:eastAsia="Lato"/>
+          <w:b/>
+          <w:color w:val="1D2933"/>
+          <w:sz w:val="38"/>
+        </w:rPr>
+        <w:t>Replici</w:t>
+      </w:r>
+    </w:p>
+    <w:p>
+      <w:pPr>
+        <w:pStyle w:val="MiniHead"/>
+        <w:spacing w:before="160" w:after="100"/>
+        <w:rPr/>
+      </w:pPr>
+      <w:r>
+        <w:rPr/>
+        <w:t>02  ·  Introducere / Ce prezentăm</w:t>
+      </w:r>
+    </w:p>
+    <w:p>
+      <w:pPr>
+        <w:pStyle w:val="BodySmall"/>
+        <w:spacing w:before="0" w:after="200"/>
+        <w:rPr/>
+      </w:pPr>
+      <w:r>
+        <w:rPr/>
+        <w:t>“</w:t>
+      </w:r>
+      <w:r>
+        <w:rPr/>
+        <w:t>This is [PROJECT]. In this video, we’ll show you what it does, how we got here, and why it matters.”</w:t>
+      </w:r>
+    </w:p>
+    <w:p>
+      <w:pPr>
+        <w:pStyle w:val="MiniHead"/>
+        <w:spacing w:before="160" w:after="100"/>
+        <w:rPr/>
+      </w:pPr>
+      <w:r>
+        <w:rPr/>
+        <w:t>03  ·  Proces / Evoluție</w:t>
+      </w:r>
+    </w:p>
+    <w:p>
+      <w:pPr>
+        <w:pStyle w:val="BodySmall"/>
+        <w:spacing w:before="0" w:after="200"/>
+        <w:rPr/>
+      </w:pPr>
+      <w:r>
+        <w:rPr/>
+        <w:t>“</w:t>
+      </w:r>
+      <w:r>
+        <w:rPr/>
+        <w:t>Getting here meant solving a few important challenges. These were the decisions that made the biggest difference.”</w:t>
+      </w:r>
+    </w:p>
+    <w:p>
+      <w:pPr>
+        <w:pStyle w:val="MiniHead"/>
+        <w:spacing w:before="160" w:after="100"/>
+        <w:rPr/>
+      </w:pPr>
+      <w:r>
+        <w:rPr/>
+        <w:t>04  ·  Demonstrație / Rezultate</w:t>
+      </w:r>
+    </w:p>
+    <w:p>
+      <w:pPr>
+        <w:pStyle w:val="BodySmall"/>
+        <w:spacing w:before="0" w:after="200"/>
+        <w:rPr/>
+      </w:pPr>
+      <w:r>
+        <w:rPr/>
+        <w:t>“</w:t>
+      </w:r>
+      <w:r>
+        <w:rPr/>
+        <w:t>A plan only tells part of the story. We wanted to see how it works in practice.”</w:t>
+      </w:r>
+    </w:p>
+    <w:p>
+      <w:pPr>
+        <w:pStyle w:val="MiniHead"/>
+        <w:spacing w:before="160" w:after="100"/>
+        <w:rPr/>
+      </w:pPr>
+      <w:r>
+        <w:rPr/>
+        <w:t>05  ·  Din culise / Cum funcționează</w:t>
+      </w:r>
+    </w:p>
+    <w:p>
+      <w:pPr>
+        <w:pStyle w:val="BodySmall"/>
+        <w:spacing w:before="0" w:after="200"/>
+        <w:rPr/>
+      </w:pPr>
+      <w:r>
+        <w:rPr/>
+        <w:t>“</w:t>
+      </w:r>
+      <w:r>
+        <w:rPr/>
+        <w:t>Some of the most interesting work happens behind the scenes. Here’s how it all comes together.”</w:t>
+      </w:r>
+    </w:p>
+    <w:p>
+      <w:pPr>
+        <w:pStyle w:val="MiniHead"/>
+        <w:spacing w:before="160" w:after="100"/>
+        <w:rPr/>
+      </w:pPr>
+      <w:r>
+        <w:rPr/>
+        <w:t>06  ·  Ce urmează / Next milestone</w:t>
+      </w:r>
+    </w:p>
+    <w:p>
+      <w:pPr>
+        <w:pStyle w:val="BodySmall"/>
+        <w:spacing w:before="0" w:after="200"/>
+        <w:rPr/>
+      </w:pPr>
+      <w:r>
+        <w:rPr/>
+        <w:t>“</w:t>
+      </w:r>
+      <w:r>
+        <w:rPr/>
+        <w:t>This is an important milestone, but it’s not the finish line. Here’s what we’re working toward next.”</w:t>
+      </w:r>
+    </w:p>
+    <w:p>
+      <w:pPr>
+        <w:pStyle w:val="MiniHead"/>
+        <w:spacing w:before="160" w:after="100"/>
+        <w:rPr/>
+      </w:pPr>
+      <w:r>
+        <w:rPr/>
+        <w:t>07  ·  Final / Outro</w:t>
+      </w:r>
+    </w:p>
+    <w:p>
+      <w:pPr>
+        <w:pStyle w:val="BodySmall"/>
+        <w:spacing w:before="0" w:after="200"/>
+        <w:rPr/>
+      </w:pPr>
+      <w:r>
+        <w:rPr/>
+        <w:t>“</w:t>
+      </w:r>
+      <w:r>
+        <w:rPr/>
+        <w:t>This is where [PROJECT] stands today. And there’s more to come.”</w:t>
+      </w:r>
     </w:p>
     <w:sectPr>
       <w:headerReference w:type="even" r:id="rId2"/>
@@ -1788,7 +1979,7 @@
     </w:r>
     <w:r>
       <w:rPr/>
-      <w:t>3</w:t>
+      <w:t>4</w:t>
     </w:r>
     <w:r>
       <w:rPr/>
@@ -1828,7 +2019,7 @@
     </w:r>
     <w:r>
       <w:rPr/>
-      <w:t>3</w:t>
+      <w:t>4</w:t>
     </w:r>
     <w:r>
       <w:rPr/>
